--- a/Document1.docx
+++ b/Document1.docx
@@ -10,7 +10,245 @@
         <mc:AlternateContent>
           <mc:Choice Requires="wps">
             <w:drawing>
-              <wp:anchor distT="0" distB="0" distL="114300" distR="114300" simplePos="0" relativeHeight="251663360" behindDoc="0" locked="0" layoutInCell="1" allowOverlap="1">
+              <wp:anchor distT="0" distB="0" distL="114300" distR="114300" simplePos="0" relativeHeight="251659264" behindDoc="0" locked="0" layoutInCell="1" allowOverlap="1">
+                <wp:simplePos x="0" y="0"/>
+                <wp:positionH relativeFrom="column">
+                  <wp:posOffset>816610</wp:posOffset>
+                </wp:positionH>
+                <wp:positionV relativeFrom="paragraph">
+                  <wp:posOffset>1513205</wp:posOffset>
+                </wp:positionV>
+                <wp:extent cx="2783840" cy="383540"/>
+                <wp:effectExtent l="0" t="0" r="0" b="0"/>
+                <wp:wrapNone/>
+                <wp:docPr id="3" name="Text Box 3"/>
+                <wp:cNvGraphicFramePr/>
+                <a:graphic xmlns:a="http://schemas.openxmlformats.org/drawingml/2006/main">
+                  <a:graphicData uri="http://schemas.microsoft.com/office/word/2010/wordprocessingShape">
+                    <wps:wsp>
+                      <wps:cNvSpPr txBox="1"/>
+                      <wps:spPr>
+                        <a:xfrm>
+                          <a:off x="0" y="0"/>
+                          <a:ext cx="2783840" cy="383540"/>
+                        </a:xfrm>
+                        <a:prstGeom prst="rect">
+                          <a:avLst/>
+                        </a:prstGeom>
+                        <a:noFill/>
+                        <a:ln w="6350">
+                          <a:noFill/>
+                        </a:ln>
+                      </wps:spPr>
+                      <wps:style>
+                        <a:lnRef idx="0">
+                          <a:schemeClr val="accent1"/>
+                        </a:lnRef>
+                        <a:fillRef idx="0">
+                          <a:schemeClr val="accent1"/>
+                        </a:fillRef>
+                        <a:effectRef idx="0">
+                          <a:schemeClr val="accent1"/>
+                        </a:effectRef>
+                        <a:fontRef idx="minor">
+                          <a:schemeClr val="dk1"/>
+                        </a:fontRef>
+                      </wps:style>
+                      <wps:txbx>
+                        <w:txbxContent>
+                          <w:p>
+                            <w:pPr>
+                              <w:numPr>
+                                <w:ilvl w:val="0"/>
+                                <w:numId w:val="1"/>
+                              </w:numPr>
+                              <w:rPr>
+                                <w:rFonts w:hint="default"/>
+                                <w:b/>
+                                <w:bCs/>
+                                <w:color w:val="4472C4" w:themeColor="accent5"/>
+                                <w:sz w:val="28"/>
+                                <w:szCs w:val="28"/>
+                                <w:lang w:val="en-US"/>
+                                <w14:glow w14:rad="0">
+                                  <w14:srgbClr w14:val="000000"/>
+                                </w14:glow>
+                                <w14:shadow w14:blurRad="12700" w14:dist="38100" w14:dir="2700000" w14:sx="100000" w14:sy="100000" w14:kx="0" w14:ky="0" w14:algn="tl">
+                                  <w14:schemeClr w14:val="accent5">
+                                    <w14:lumMod w14:val="60000"/>
+                                    <w14:lumOff w14:val="40000"/>
+                                    <w14:lumMod w14:val="60000"/>
+                                    <w14:lumOff w14:val="40000"/>
+                                  </w14:schemeClr>
+                                </w14:shadow>
+                                <w14:reflection w14:blurRad="0" w14:stA="0" w14:stPos="0" w14:endA="0" w14:endPos="0" w14:dist="0" w14:dir="0" w14:fadeDir="0" w14:sx="0" w14:sy="0" w14:kx="0" w14:ky="0" w14:algn="none"/>
+                                <w14:textOutline w14:w="9525">
+                                  <w14:solidFill>
+                                    <w14:schemeClr w14:val="bg1"/>
+                                  </w14:solidFill>
+                                  <w14:prstDash w14:val="solid"/>
+                                  <w14:round/>
+                                </w14:textOutline>
+                                <w14:textFill>
+                                  <w14:solidFill>
+                                    <w14:schemeClr w14:val="accent5"/>
+                                  </w14:solidFill>
+                                </w14:textFill>
+                                <w14:props3d w14:extrusionH="0" w14:contourW="0" w14:prstMaterial="clear"/>
+                              </w:rPr>
+                            </w:pPr>
+                            <w:r>
+                              <w:rPr>
+                                <w:rFonts w:hint="default"/>
+                                <w:b/>
+                                <w:bCs/>
+                                <w:color w:val="4472C4" w:themeColor="accent5"/>
+                                <w:sz w:val="28"/>
+                                <w:szCs w:val="28"/>
+                                <w:lang w:val="en-US"/>
+                                <w14:glow w14:rad="0">
+                                  <w14:srgbClr w14:val="000000"/>
+                                </w14:glow>
+                                <w14:shadow w14:blurRad="12700" w14:dist="38100" w14:dir="2700000" w14:sx="100000" w14:sy="100000" w14:kx="0" w14:ky="0" w14:algn="tl">
+                                  <w14:schemeClr w14:val="accent5">
+                                    <w14:lumMod w14:val="60000"/>
+                                    <w14:lumOff w14:val="40000"/>
+                                    <w14:lumMod w14:val="60000"/>
+                                    <w14:lumOff w14:val="40000"/>
+                                  </w14:schemeClr>
+                                </w14:shadow>
+                                <w14:reflection w14:blurRad="0" w14:stA="0" w14:stPos="0" w14:endA="0" w14:endPos="0" w14:dist="0" w14:dir="0" w14:fadeDir="0" w14:sx="0" w14:sy="0" w14:kx="0" w14:ky="0" w14:algn="none"/>
+                                <w14:textOutline w14:w="9525">
+                                  <w14:solidFill>
+                                    <w14:schemeClr w14:val="bg1"/>
+                                  </w14:solidFill>
+                                  <w14:prstDash w14:val="solid"/>
+                                  <w14:round/>
+                                </w14:textOutline>
+                                <w14:textFill>
+                                  <w14:solidFill>
+                                    <w14:schemeClr w14:val="accent5"/>
+                                  </w14:solidFill>
+                                </w14:textFill>
+                                <w14:props3d w14:extrusionH="0" w14:contourW="0" w14:prstMaterial="clear"/>
+                              </w:rPr>
+                              <w:t>Document Viewer</w:t>
+                            </w:r>
+                          </w:p>
+                        </w:txbxContent>
+                      </wps:txbx>
+                      <wps:bodyPr rot="0" spcFirstLastPara="0" vertOverflow="overflow" horzOverflow="overflow" vert="horz" wrap="square" lIns="91440" tIns="45720" rIns="91440" bIns="45720" numCol="1" spcCol="0" rtlCol="0" fromWordArt="0" anchor="t" anchorCtr="0" forceAA="0" compatLnSpc="1">
+                        <a:noAutofit/>
+                      </wps:bodyPr>
+                    </wps:wsp>
+                  </a:graphicData>
+                </a:graphic>
+              </wp:anchor>
+            </w:drawing>
+          </mc:Choice>
+          <mc:Fallback>
+            <w:pict>
+              <v:shape id="_x0000_s1026" o:spid="_x0000_s1026" o:spt="202" type="#_x0000_t202" style="position:absolute;left:0pt;margin-left:64.3pt;margin-top:119.15pt;height:30.2pt;width:219.2pt;z-index:251659264;mso-width-relative:page;mso-height-relative:page;" filled="f" stroked="f" coordsize="21600,21600" o:gfxdata="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">
+                <v:fill on="f" focussize="0,0"/>
+                <v:stroke on="f" weight="0.5pt"/>
+                <v:imagedata o:title=""/>
+                <o:lock v:ext="edit" aspectratio="f"/>
+                <v:textbox>
+                  <w:txbxContent>
+                    <w:p>
+                      <w:pPr>
+                        <w:numPr>
+                          <w:ilvl w:val="0"/>
+                          <w:numId w:val="1"/>
+                        </w:numPr>
+                        <w:rPr>
+                          <w:rFonts w:hint="default"/>
+                          <w:b/>
+                          <w:bCs/>
+                          <w:color w:val="4472C4" w:themeColor="accent5"/>
+                          <w:sz w:val="28"/>
+                          <w:szCs w:val="28"/>
+                          <w:lang w:val="en-US"/>
+                          <w14:glow w14:rad="0">
+                            <w14:srgbClr w14:val="000000"/>
+                          </w14:glow>
+                          <w14:shadow w14:blurRad="12700" w14:dist="38100" w14:dir="2700000" w14:sx="100000" w14:sy="100000" w14:kx="0" w14:ky="0" w14:algn="tl">
+                            <w14:schemeClr w14:val="accent5">
+                              <w14:lumMod w14:val="60000"/>
+                              <w14:lumOff w14:val="40000"/>
+                              <w14:lumMod w14:val="60000"/>
+                              <w14:lumOff w14:val="40000"/>
+                            </w14:schemeClr>
+                          </w14:shadow>
+                          <w14:reflection w14:blurRad="0" w14:stA="0" w14:stPos="0" w14:endA="0" w14:endPos="0" w14:dist="0" w14:dir="0" w14:fadeDir="0" w14:sx="0" w14:sy="0" w14:kx="0" w14:ky="0" w14:algn="none"/>
+                          <w14:textOutline w14:w="9525">
+                            <w14:solidFill>
+                              <w14:schemeClr w14:val="bg1"/>
+                            </w14:solidFill>
+                            <w14:prstDash w14:val="solid"/>
+                            <w14:round/>
+                          </w14:textOutline>
+                          <w14:textFill>
+                            <w14:solidFill>
+                              <w14:schemeClr w14:val="accent5"/>
+                            </w14:solidFill>
+                          </w14:textFill>
+                          <w14:props3d w14:extrusionH="0" w14:contourW="0" w14:prstMaterial="clear"/>
+                        </w:rPr>
+                      </w:pPr>
+                      <w:r>
+                        <w:rPr>
+                          <w:rFonts w:hint="default"/>
+                          <w:b/>
+                          <w:bCs/>
+                          <w:color w:val="4472C4" w:themeColor="accent5"/>
+                          <w:sz w:val="28"/>
+                          <w:szCs w:val="28"/>
+                          <w:lang w:val="en-US"/>
+                          <w14:glow w14:rad="0">
+                            <w14:srgbClr w14:val="000000"/>
+                          </w14:glow>
+                          <w14:shadow w14:blurRad="12700" w14:dist="38100" w14:dir="2700000" w14:sx="100000" w14:sy="100000" w14:kx="0" w14:ky="0" w14:algn="tl">
+                            <w14:schemeClr w14:val="accent5">
+                              <w14:lumMod w14:val="60000"/>
+                              <w14:lumOff w14:val="40000"/>
+                              <w14:lumMod w14:val="60000"/>
+                              <w14:lumOff w14:val="40000"/>
+                            </w14:schemeClr>
+                          </w14:shadow>
+                          <w14:reflection w14:blurRad="0" w14:stA="0" w14:stPos="0" w14:endA="0" w14:endPos="0" w14:dist="0" w14:dir="0" w14:fadeDir="0" w14:sx="0" w14:sy="0" w14:kx="0" w14:ky="0" w14:algn="none"/>
+                          <w14:textOutline w14:w="9525">
+                            <w14:solidFill>
+                              <w14:schemeClr w14:val="bg1"/>
+                            </w14:solidFill>
+                            <w14:prstDash w14:val="solid"/>
+                            <w14:round/>
+                          </w14:textOutline>
+                          <w14:textFill>
+                            <w14:solidFill>
+                              <w14:schemeClr w14:val="accent5"/>
+                            </w14:solidFill>
+                          </w14:textFill>
+                          <w14:props3d w14:extrusionH="0" w14:contourW="0" w14:prstMaterial="clear"/>
+                        </w:rPr>
+                        <w:t>Document Viewer</w:t>
+                      </w:r>
+                    </w:p>
+                  </w:txbxContent>
+                </v:textbox>
+              </v:shape>
+            </w:pict>
+          </mc:Fallback>
+        </mc:AlternateContent>
+      </w:r>
+      <w:r>
+        <w:rPr>
+          <w:sz w:val="20"/>
+        </w:rPr>
+        <mc:AlternateContent>
+          <mc:Choice Requires="wps">
+            <w:drawing>
+              <wp:anchor distT="0" distB="0" distL="114300" distR="114300" simplePos="0" relativeHeight="251662336" behindDoc="0" locked="0" layoutInCell="1" allowOverlap="1">
                 <wp:simplePos x="0" y="0"/>
                 <wp:positionH relativeFrom="column">
                   <wp:posOffset>6528435</wp:posOffset>
@@ -148,7 +386,7 @@
           </mc:Choice>
           <mc:Fallback>
             <w:pict>
-              <v:shape id="_x0000_s1026" o:spid="_x0000_s1026" o:spt="202" type="#_x0000_t202" style="position:absolute;left:0pt;margin-left:514.05pt;margin-top:367.85pt;height:30.2pt;width:219.2pt;z-index:251663360;mso-width-relative:page;mso-height-relative:page;" filled="f" stroked="f" coordsize="21600,21600" o:gfxdata="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">
+              <v:shape id="_x0000_s1026" o:spid="_x0000_s1026" o:spt="202" type="#_x0000_t202" style="position:absolute;left:0pt;margin-left:514.05pt;margin-top:367.85pt;height:30.2pt;width:219.2pt;z-index:251662336;mso-width-relative:page;mso-height-relative:page;" filled="f" stroked="f" coordsize="21600,21600" o:gfxdata="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">
                 <v:fill on="f" focussize="0,0"/>
                 <v:stroke on="f" weight="0.5pt"/>
                 <v:imagedata o:title=""/>
@@ -248,7 +486,7 @@
         <mc:AlternateContent>
           <mc:Choice Requires="wps">
             <w:drawing>
-              <wp:anchor distT="0" distB="0" distL="114300" distR="114300" simplePos="0" relativeHeight="251662336" behindDoc="0" locked="0" layoutInCell="1" allowOverlap="1">
+              <wp:anchor distT="0" distB="0" distL="114300" distR="114300" simplePos="0" relativeHeight="251661312" behindDoc="0" locked="0" layoutInCell="1" allowOverlap="1">
                 <wp:simplePos x="0" y="0"/>
                 <wp:positionH relativeFrom="column">
                   <wp:posOffset>6786880</wp:posOffset>
@@ -386,7 +624,7 @@
           </mc:Choice>
           <mc:Fallback>
             <w:pict>
-              <v:shape id="_x0000_s1026" o:spid="_x0000_s1026" o:spt="202" type="#_x0000_t202" style="position:absolute;left:0pt;margin-left:534.4pt;margin-top:48.8pt;height:30.2pt;width:136.1pt;z-index:251662336;mso-width-relative:page;mso-height-relative:page;" filled="f" stroked="f" coordsize="21600,21600" o:gfxdata="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">
+              <v:shape id="_x0000_s1026" o:spid="_x0000_s1026" o:spt="202" type="#_x0000_t202" style="position:absolute;left:0pt;margin-left:534.4pt;margin-top:48.8pt;height:30.2pt;width:136.1pt;z-index:251661312;mso-width-relative:page;mso-height-relative:page;" filled="f" stroked="f" coordsize="21600,21600" o:gfxdata="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">
                 <v:fill on="f" focussize="0,0"/>
                 <v:stroke on="f" weight="0.5pt"/>
                 <v:imagedata o:title=""/>
@@ -486,7 +724,7 @@
         <mc:AlternateContent>
           <mc:Choice Requires="wps">
             <w:drawing>
-              <wp:anchor distT="0" distB="0" distL="114300" distR="114300" simplePos="0" relativeHeight="251661312" behindDoc="0" locked="0" layoutInCell="1" allowOverlap="1">
+              <wp:anchor distT="0" distB="0" distL="114300" distR="114300" simplePos="0" relativeHeight="251660288" behindDoc="0" locked="0" layoutInCell="1" allowOverlap="1">
                 <wp:simplePos x="0" y="0"/>
                 <wp:positionH relativeFrom="column">
                   <wp:posOffset>4667250</wp:posOffset>
@@ -624,7 +862,7 @@
           </mc:Choice>
           <mc:Fallback>
             <w:pict>
-              <v:shape id="_x0000_s1026" o:spid="_x0000_s1026" o:spt="202" type="#_x0000_t202" style="position:absolute;left:0pt;margin-left:367.5pt;margin-top:110.75pt;height:30.2pt;width:219.2pt;z-index:251661312;mso-width-relative:page;mso-height-relative:page;" filled="f" stroked="f" coordsize="21600,21600" o:gfxdata="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">
+              <v:shape id="_x0000_s1026" o:spid="_x0000_s1026" o:spt="202" type="#_x0000_t202" style="position:absolute;left:0pt;margin-left:367.5pt;margin-top:110.75pt;height:30.2pt;width:219.2pt;z-index:251660288;mso-width-relative:page;mso-height-relative:page;" filled="f" stroked="f" coordsize="21600,21600" o:gfxdata="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">
                 <v:fill on="f" focussize="0,0"/>
                 <v:stroke on="f" weight="0.5pt"/>
                 <v:imagedata o:title=""/>
@@ -760,493 +998,192 @@
           </wp:inline>
         </w:drawing>
       </w:r>
-      <w:bookmarkStart w:id="0" w:name="_GoBack"/>
-      <w:bookmarkEnd w:id="0"/>
+    </w:p>
+    <w:p>
+      <w:pPr>
+        <w:rPr>
+          <w:rFonts w:hint="default"/>
+          <w:lang w:val="en-US"/>
+        </w:rPr>
+      </w:pPr>
+    </w:p>
+    <w:p>
+      <w:pPr>
+        <w:rPr>
+          <w:rFonts w:hint="default"/>
+          <w:lang w:val="en-US"/>
+        </w:rPr>
+      </w:pPr>
       <w:r>
         <w:rPr>
-          <w:sz w:val="20"/>
+          <w:rFonts w:hint="default"/>
+          <w:lang w:val="en-US"/>
         </w:rPr>
-        <mc:AlternateContent>
-          <mc:Choice Requires="wps">
-            <w:drawing>
-              <wp:anchor distT="0" distB="0" distL="114300" distR="114300" simplePos="0" relativeHeight="251660288" behindDoc="0" locked="0" layoutInCell="1" allowOverlap="1">
-                <wp:simplePos x="0" y="0"/>
-                <wp:positionH relativeFrom="column">
-                  <wp:posOffset>982980</wp:posOffset>
-                </wp:positionH>
-                <wp:positionV relativeFrom="paragraph">
-                  <wp:posOffset>1513205</wp:posOffset>
-                </wp:positionV>
-                <wp:extent cx="2783840" cy="383540"/>
-                <wp:effectExtent l="0" t="0" r="0" b="0"/>
-                <wp:wrapNone/>
-                <wp:docPr id="3" name="Text Box 3"/>
-                <wp:cNvGraphicFramePr/>
-                <a:graphic xmlns:a="http://schemas.openxmlformats.org/drawingml/2006/main">
-                  <a:graphicData uri="http://schemas.microsoft.com/office/word/2010/wordprocessingShape">
-                    <wps:wsp>
-                      <wps:cNvSpPr txBox="1"/>
-                      <wps:spPr>
-                        <a:xfrm>
-                          <a:off x="0" y="0"/>
-                          <a:ext cx="2783840" cy="383540"/>
-                        </a:xfrm>
-                        <a:prstGeom prst="rect">
-                          <a:avLst/>
-                        </a:prstGeom>
-                        <a:noFill/>
-                        <a:ln w="6350">
-                          <a:noFill/>
-                        </a:ln>
-                      </wps:spPr>
-                      <wps:style>
-                        <a:lnRef idx="0">
-                          <a:schemeClr val="accent1"/>
-                        </a:lnRef>
-                        <a:fillRef idx="0">
-                          <a:schemeClr val="accent1"/>
-                        </a:fillRef>
-                        <a:effectRef idx="0">
-                          <a:schemeClr val="accent1"/>
-                        </a:effectRef>
-                        <a:fontRef idx="minor">
-                          <a:schemeClr val="dk1"/>
-                        </a:fontRef>
-                      </wps:style>
-                      <wps:txbx>
-                        <w:txbxContent>
-                          <w:p>
-                            <w:pPr>
-                              <w:numPr>
-                                <w:ilvl w:val="0"/>
-                                <w:numId w:val="1"/>
-                              </w:numPr>
-                              <w:rPr>
-                                <w:rFonts w:hint="default"/>
-                                <w:b/>
-                                <w:bCs/>
-                                <w:color w:val="4472C4" w:themeColor="accent5"/>
-                                <w:sz w:val="28"/>
-                                <w:szCs w:val="28"/>
-                                <w:lang w:val="en-US"/>
-                                <w14:glow w14:rad="0">
-                                  <w14:srgbClr w14:val="000000"/>
-                                </w14:glow>
-                                <w14:shadow w14:blurRad="12700" w14:dist="38100" w14:dir="2700000" w14:sx="100000" w14:sy="100000" w14:kx="0" w14:ky="0" w14:algn="tl">
-                                  <w14:schemeClr w14:val="accent5">
-                                    <w14:lumMod w14:val="60000"/>
-                                    <w14:lumOff w14:val="40000"/>
-                                    <w14:lumMod w14:val="60000"/>
-                                    <w14:lumOff w14:val="40000"/>
-                                  </w14:schemeClr>
-                                </w14:shadow>
-                                <w14:reflection w14:blurRad="0" w14:stA="0" w14:stPos="0" w14:endA="0" w14:endPos="0" w14:dist="0" w14:dir="0" w14:fadeDir="0" w14:sx="0" w14:sy="0" w14:kx="0" w14:ky="0" w14:algn="none"/>
-                                <w14:textOutline w14:w="9525">
-                                  <w14:solidFill>
-                                    <w14:schemeClr w14:val="bg1"/>
-                                  </w14:solidFill>
-                                  <w14:prstDash w14:val="solid"/>
-                                  <w14:round/>
-                                </w14:textOutline>
-                                <w14:textFill>
-                                  <w14:solidFill>
-                                    <w14:schemeClr w14:val="accent5"/>
-                                  </w14:solidFill>
-                                </w14:textFill>
-                                <w14:props3d w14:extrusionH="0" w14:contourW="0" w14:prstMaterial="clear"/>
-                              </w:rPr>
-                            </w:pPr>
-                            <w:r>
-                              <w:rPr>
-                                <w:rFonts w:hint="default"/>
-                                <w:b/>
-                                <w:bCs/>
-                                <w:color w:val="4472C4" w:themeColor="accent5"/>
-                                <w:sz w:val="28"/>
-                                <w:szCs w:val="28"/>
-                                <w:lang w:val="en-US"/>
-                                <w14:glow w14:rad="0">
-                                  <w14:srgbClr w14:val="000000"/>
-                                </w14:glow>
-                                <w14:shadow w14:blurRad="12700" w14:dist="38100" w14:dir="2700000" w14:sx="100000" w14:sy="100000" w14:kx="0" w14:ky="0" w14:algn="tl">
-                                  <w14:schemeClr w14:val="accent5">
-                                    <w14:lumMod w14:val="60000"/>
-                                    <w14:lumOff w14:val="40000"/>
-                                    <w14:lumMod w14:val="60000"/>
-                                    <w14:lumOff w14:val="40000"/>
-                                  </w14:schemeClr>
-                                </w14:shadow>
-                                <w14:reflection w14:blurRad="0" w14:stA="0" w14:stPos="0" w14:endA="0" w14:endPos="0" w14:dist="0" w14:dir="0" w14:fadeDir="0" w14:sx="0" w14:sy="0" w14:kx="0" w14:ky="0" w14:algn="none"/>
-                                <w14:textOutline w14:w="9525">
-                                  <w14:solidFill>
-                                    <w14:schemeClr w14:val="bg1"/>
-                                  </w14:solidFill>
-                                  <w14:prstDash w14:val="solid"/>
-                                  <w14:round/>
-                                </w14:textOutline>
-                                <w14:textFill>
-                                  <w14:solidFill>
-                                    <w14:schemeClr w14:val="accent5"/>
-                                  </w14:solidFill>
-                                </w14:textFill>
-                                <w14:props3d w14:extrusionH="0" w14:contourW="0" w14:prstMaterial="clear"/>
-                              </w:rPr>
-                              <w:t>Document Viewer</w:t>
-                            </w:r>
-                          </w:p>
-                        </w:txbxContent>
-                      </wps:txbx>
-                      <wps:bodyPr rot="0" spcFirstLastPara="0" vertOverflow="overflow" horzOverflow="overflow" vert="horz" wrap="square" lIns="91440" tIns="45720" rIns="91440" bIns="45720" numCol="1" spcCol="0" rtlCol="0" fromWordArt="0" anchor="t" anchorCtr="0" forceAA="0" compatLnSpc="1">
-                        <a:noAutofit/>
-                      </wps:bodyPr>
-                    </wps:wsp>
-                  </a:graphicData>
-                </a:graphic>
-              </wp:anchor>
-            </w:drawing>
-          </mc:Choice>
-          <mc:Fallback>
-            <w:pict>
-              <v:shape id="_x0000_s1026" o:spid="_x0000_s1026" o:spt="202" type="#_x0000_t202" style="position:absolute;left:0pt;margin-left:77.4pt;margin-top:119.15pt;height:30.2pt;width:219.2pt;z-index:251660288;mso-width-relative:page;mso-height-relative:page;" filled="f" stroked="f" coordsize="21600,21600" o:gfxdata="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">
-                <v:fill on="f" focussize="0,0"/>
-                <v:stroke on="f" weight="0.5pt"/>
-                <v:imagedata o:title=""/>
-                <o:lock v:ext="edit" aspectratio="f"/>
-                <v:textbox>
-                  <w:txbxContent>
-                    <w:p>
-                      <w:pPr>
-                        <w:numPr>
-                          <w:ilvl w:val="0"/>
-                          <w:numId w:val="1"/>
-                        </w:numPr>
-                        <w:rPr>
-                          <w:rFonts w:hint="default"/>
-                          <w:b/>
-                          <w:bCs/>
-                          <w:color w:val="4472C4" w:themeColor="accent5"/>
-                          <w:sz w:val="28"/>
-                          <w:szCs w:val="28"/>
-                          <w:lang w:val="en-US"/>
-                          <w14:glow w14:rad="0">
-                            <w14:srgbClr w14:val="000000"/>
-                          </w14:glow>
-                          <w14:shadow w14:blurRad="12700" w14:dist="38100" w14:dir="2700000" w14:sx="100000" w14:sy="100000" w14:kx="0" w14:ky="0" w14:algn="tl">
-                            <w14:schemeClr w14:val="accent5">
-                              <w14:lumMod w14:val="60000"/>
-                              <w14:lumOff w14:val="40000"/>
-                              <w14:lumMod w14:val="60000"/>
-                              <w14:lumOff w14:val="40000"/>
-                            </w14:schemeClr>
-                          </w14:shadow>
-                          <w14:reflection w14:blurRad="0" w14:stA="0" w14:stPos="0" w14:endA="0" w14:endPos="0" w14:dist="0" w14:dir="0" w14:fadeDir="0" w14:sx="0" w14:sy="0" w14:kx="0" w14:ky="0" w14:algn="none"/>
-                          <w14:textOutline w14:w="9525">
-                            <w14:solidFill>
-                              <w14:schemeClr w14:val="bg1"/>
-                            </w14:solidFill>
-                            <w14:prstDash w14:val="solid"/>
-                            <w14:round/>
-                          </w14:textOutline>
-                          <w14:textFill>
-                            <w14:solidFill>
-                              <w14:schemeClr w14:val="accent5"/>
-                            </w14:solidFill>
-                          </w14:textFill>
-                          <w14:props3d w14:extrusionH="0" w14:contourW="0" w14:prstMaterial="clear"/>
-                        </w:rPr>
-                      </w:pPr>
-                      <w:r>
-                        <w:rPr>
-                          <w:rFonts w:hint="default"/>
-                          <w:b/>
-                          <w:bCs/>
-                          <w:color w:val="4472C4" w:themeColor="accent5"/>
-                          <w:sz w:val="28"/>
-                          <w:szCs w:val="28"/>
-                          <w:lang w:val="en-US"/>
-                          <w14:glow w14:rad="0">
-                            <w14:srgbClr w14:val="000000"/>
-                          </w14:glow>
-                          <w14:shadow w14:blurRad="12700" w14:dist="38100" w14:dir="2700000" w14:sx="100000" w14:sy="100000" w14:kx="0" w14:ky="0" w14:algn="tl">
-                            <w14:schemeClr w14:val="accent5">
-                              <w14:lumMod w14:val="60000"/>
-                              <w14:lumOff w14:val="40000"/>
-                              <w14:lumMod w14:val="60000"/>
-                              <w14:lumOff w14:val="40000"/>
-                            </w14:schemeClr>
-                          </w14:shadow>
-                          <w14:reflection w14:blurRad="0" w14:stA="0" w14:stPos="0" w14:endA="0" w14:endPos="0" w14:dist="0" w14:dir="0" w14:fadeDir="0" w14:sx="0" w14:sy="0" w14:kx="0" w14:ky="0" w14:algn="none"/>
-                          <w14:textOutline w14:w="9525">
-                            <w14:solidFill>
-                              <w14:schemeClr w14:val="bg1"/>
-                            </w14:solidFill>
-                            <w14:prstDash w14:val="solid"/>
-                            <w14:round/>
-                          </w14:textOutline>
-                          <w14:textFill>
-                            <w14:solidFill>
-                              <w14:schemeClr w14:val="accent5"/>
-                            </w14:solidFill>
-                          </w14:textFill>
-                          <w14:props3d w14:extrusionH="0" w14:contourW="0" w14:prstMaterial="clear"/>
-                        </w:rPr>
-                        <w:t>Document Viewer</w:t>
-                      </w:r>
-                    </w:p>
-                  </w:txbxContent>
-                </v:textbox>
-              </v:shape>
-            </w:pict>
-          </mc:Fallback>
-        </mc:AlternateContent>
+        <w:drawing>
+          <wp:inline distT="0" distB="0" distL="114300" distR="114300">
+            <wp:extent cx="8851265" cy="4478655"/>
+            <wp:effectExtent l="0" t="0" r="13335" b="17145"/>
+            <wp:docPr id="7" name="Picture 7" descr="eva_expert2_task1"/>
+            <wp:cNvGraphicFramePr>
+              <a:graphicFrameLocks xmlns:a="http://schemas.openxmlformats.org/drawingml/2006/main" noChangeAspect="1"/>
+            </wp:cNvGraphicFramePr>
+            <a:graphic xmlns:a="http://schemas.openxmlformats.org/drawingml/2006/main">
+              <a:graphicData uri="http://schemas.openxmlformats.org/drawingml/2006/picture">
+                <pic:pic xmlns:pic="http://schemas.openxmlformats.org/drawingml/2006/picture">
+                  <pic:nvPicPr>
+                    <pic:cNvPr id="7" name="Picture 7" descr="eva_expert2_task1"/>
+                    <pic:cNvPicPr>
+                      <a:picLocks noChangeAspect="1"/>
+                    </pic:cNvPicPr>
+                  </pic:nvPicPr>
+                  <pic:blipFill>
+                    <a:blip r:embed="rId5"/>
+                    <a:srcRect b="1191"/>
+                    <a:stretch>
+                      <a:fillRect/>
+                    </a:stretch>
+                  </pic:blipFill>
+                  <pic:spPr>
+                    <a:xfrm>
+                      <a:off x="0" y="0"/>
+                      <a:ext cx="8851265" cy="4478655"/>
+                    </a:xfrm>
+                    <a:prstGeom prst="rect">
+                      <a:avLst/>
+                    </a:prstGeom>
+                  </pic:spPr>
+                </pic:pic>
+              </a:graphicData>
+            </a:graphic>
+          </wp:inline>
+        </w:drawing>
       </w:r>
+    </w:p>
+    <w:p>
+      <w:pPr>
+        <w:rPr>
+          <w:rFonts w:hint="default"/>
+          <w:lang w:val="en-US"/>
+        </w:rPr>
+      </w:pPr>
+    </w:p>
+    <w:p>
+      <w:pPr>
+        <w:rPr>
+          <w:rFonts w:hint="default"/>
+          <w:lang w:val="en-US"/>
+        </w:rPr>
+      </w:pPr>
+    </w:p>
+    <w:p>
+      <w:pPr>
+        <w:rPr>
+          <w:rFonts w:hint="default"/>
+          <w:lang w:val="en-US"/>
+        </w:rPr>
+      </w:pPr>
+    </w:p>
+    <w:p>
+      <w:pPr>
+        <w:rPr>
+          <w:rFonts w:hint="default"/>
+          <w:lang w:val="en-US"/>
+        </w:rPr>
+      </w:pPr>
+    </w:p>
+    <w:p>
+      <w:pPr>
+        <w:rPr>
+          <w:rFonts w:hint="default"/>
+          <w:lang w:val="en-US"/>
+        </w:rPr>
+      </w:pPr>
+    </w:p>
+    <w:p>
+      <w:pPr>
+        <w:rPr>
+          <w:rFonts w:hint="default"/>
+          <w:lang w:val="en-US"/>
+        </w:rPr>
+      </w:pPr>
+      <w:bookmarkStart w:id="0" w:name="_GoBack"/>
       <w:r>
         <w:rPr>
-          <w:sz w:val="20"/>
+          <w:rFonts w:hint="default"/>
+          <w:lang w:val="en-US"/>
         </w:rPr>
-        <mc:AlternateContent>
-          <mc:Choice Requires="wps">
-            <w:drawing>
-              <wp:anchor distT="0" distB="0" distL="114300" distR="114300" simplePos="0" relativeHeight="251659264" behindDoc="0" locked="0" layoutInCell="1" allowOverlap="1">
-                <wp:simplePos x="0" y="0"/>
-                <wp:positionH relativeFrom="column">
-                  <wp:posOffset>953135</wp:posOffset>
-                </wp:positionH>
-                <wp:positionV relativeFrom="paragraph">
-                  <wp:posOffset>128270</wp:posOffset>
-                </wp:positionV>
-                <wp:extent cx="1794510" cy="383540"/>
-                <wp:effectExtent l="0" t="0" r="0" b="0"/>
-                <wp:wrapNone/>
-                <wp:docPr id="2" name="Text Box 2"/>
-                <wp:cNvGraphicFramePr/>
-                <a:graphic xmlns:a="http://schemas.openxmlformats.org/drawingml/2006/main">
-                  <a:graphicData uri="http://schemas.microsoft.com/office/word/2010/wordprocessingShape">
-                    <wps:wsp>
-                      <wps:cNvSpPr txBox="1"/>
-                      <wps:spPr>
-                        <a:xfrm>
-                          <a:off x="1953895" y="1662430"/>
-                          <a:ext cx="1794510" cy="383540"/>
-                        </a:xfrm>
-                        <a:prstGeom prst="rect">
-                          <a:avLst/>
-                        </a:prstGeom>
-                        <a:noFill/>
-                        <a:ln w="6350">
-                          <a:noFill/>
-                        </a:ln>
-                        <a:extLst>
-                          <a:ext uri="{909E8E84-426E-40DD-AFC4-6F175D3DCCD1}">
-                            <a14:hiddenFill xmlns:a14="http://schemas.microsoft.com/office/drawing/2010/main">
-                              <a:solidFill>
-                                <a:schemeClr val="lt1"/>
-                              </a:solidFill>
-                            </a14:hiddenFill>
-                          </a:ext>
-                        </a:extLst>
-                      </wps:spPr>
-                      <wps:style>
-                        <a:lnRef idx="0">
-                          <a:schemeClr val="accent1"/>
-                        </a:lnRef>
-                        <a:fillRef idx="0">
-                          <a:schemeClr val="accent1"/>
-                        </a:fillRef>
-                        <a:effectRef idx="0">
-                          <a:schemeClr val="accent1"/>
-                        </a:effectRef>
-                        <a:fontRef idx="minor">
-                          <a:schemeClr val="dk1"/>
-                        </a:fontRef>
-                      </wps:style>
-                      <wps:txbx>
-                        <w:txbxContent>
-                          <w:p>
-                            <w:pPr>
-                              <w:numPr>
-                                <w:ilvl w:val="0"/>
-                                <w:numId w:val="1"/>
-                              </w:numPr>
-                              <w:rPr>
-                                <w:rFonts w:hint="default"/>
-                                <w:b/>
-                                <w:bCs/>
-                                <w:color w:val="4472C4" w:themeColor="accent5"/>
-                                <w:sz w:val="28"/>
-                                <w:szCs w:val="28"/>
-                                <w:lang w:val="en-US"/>
-                                <w14:glow w14:rad="0">
-                                  <w14:srgbClr w14:val="000000"/>
-                                </w14:glow>
-                                <w14:shadow w14:blurRad="12700" w14:dist="38100" w14:dir="2700000" w14:sx="100000" w14:sy="100000" w14:kx="0" w14:ky="0" w14:algn="tl">
-                                  <w14:schemeClr w14:val="accent5">
-                                    <w14:lumMod w14:val="60000"/>
-                                    <w14:lumOff w14:val="40000"/>
-                                    <w14:lumMod w14:val="60000"/>
-                                    <w14:lumOff w14:val="40000"/>
-                                  </w14:schemeClr>
-                                </w14:shadow>
-                                <w14:reflection w14:blurRad="0" w14:stA="0" w14:stPos="0" w14:endA="0" w14:endPos="0" w14:dist="0" w14:dir="0" w14:fadeDir="0" w14:sx="0" w14:sy="0" w14:kx="0" w14:ky="0" w14:algn="none"/>
-                                <w14:textOutline w14:w="9525">
-                                  <w14:solidFill>
-                                    <w14:schemeClr w14:val="bg1"/>
-                                  </w14:solidFill>
-                                  <w14:prstDash w14:val="solid"/>
-                                  <w14:round/>
-                                </w14:textOutline>
-                                <w14:textFill>
-                                  <w14:solidFill>
-                                    <w14:schemeClr w14:val="accent5"/>
-                                  </w14:solidFill>
-                                </w14:textFill>
-                                <w14:props3d w14:extrusionH="0" w14:contourW="0" w14:prstMaterial="clear"/>
-                              </w:rPr>
-                            </w:pPr>
-                            <w:r>
-                              <w:rPr>
-                                <w:rFonts w:hint="default"/>
-                                <w:b/>
-                                <w:bCs/>
-                                <w:color w:val="4472C4" w:themeColor="accent5"/>
-                                <w:sz w:val="28"/>
-                                <w:szCs w:val="28"/>
-                                <w:lang w:val="en-US"/>
-                                <w14:glow w14:rad="0">
-                                  <w14:srgbClr w14:val="000000"/>
-                                </w14:glow>
-                                <w14:shadow w14:blurRad="12700" w14:dist="38100" w14:dir="2700000" w14:sx="100000" w14:sy="100000" w14:kx="0" w14:ky="0" w14:algn="tl">
-                                  <w14:schemeClr w14:val="accent5">
-                                    <w14:lumMod w14:val="60000"/>
-                                    <w14:lumOff w14:val="40000"/>
-                                    <w14:lumMod w14:val="60000"/>
-                                    <w14:lumOff w14:val="40000"/>
-                                  </w14:schemeClr>
-                                </w14:shadow>
-                                <w14:reflection w14:blurRad="0" w14:stA="0" w14:stPos="0" w14:endA="0" w14:endPos="0" w14:dist="0" w14:dir="0" w14:fadeDir="0" w14:sx="0" w14:sy="0" w14:kx="0" w14:ky="0" w14:algn="none"/>
-                                <w14:textOutline w14:w="9525">
-                                  <w14:solidFill>
-                                    <w14:schemeClr w14:val="bg1"/>
-                                  </w14:solidFill>
-                                  <w14:prstDash w14:val="solid"/>
-                                  <w14:round/>
-                                </w14:textOutline>
-                                <w14:textFill>
-                                  <w14:solidFill>
-                                    <w14:schemeClr w14:val="accent5"/>
-                                  </w14:solidFill>
-                                </w14:textFill>
-                                <w14:props3d w14:extrusionH="0" w14:contourW="0" w14:prstMaterial="clear"/>
-                              </w:rPr>
-                              <w:t>Document List</w:t>
-                            </w:r>
-                          </w:p>
-                        </w:txbxContent>
-                      </wps:txbx>
-                      <wps:bodyPr rot="0" spcFirstLastPara="0" vertOverflow="overflow" horzOverflow="overflow" vert="horz" wrap="square" lIns="91440" tIns="45720" rIns="91440" bIns="45720" numCol="1" spcCol="0" rtlCol="0" fromWordArt="0" anchor="t" anchorCtr="0" forceAA="0" compatLnSpc="1">
-                        <a:noAutofit/>
-                      </wps:bodyPr>
-                    </wps:wsp>
-                  </a:graphicData>
-                </a:graphic>
-              </wp:anchor>
-            </w:drawing>
-          </mc:Choice>
-          <mc:Fallback>
-            <w:pict>
-              <v:shape id="_x0000_s1026" o:spid="_x0000_s1026" o:spt="202" type="#_x0000_t202" style="position:absolute;left:0pt;margin-left:75.05pt;margin-top:10.1pt;height:30.2pt;width:141.3pt;z-index:251659264;mso-width-relative:page;mso-height-relative:page;" filled="f" stroked="f" coordsize="21600,21600" o:gfxdata="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">
-                <v:fill on="f" focussize="0,0"/>
-                <v:stroke on="f" weight="0.5pt"/>
-                <v:imagedata o:title=""/>
-                <o:lock v:ext="edit" aspectratio="f"/>
-                <v:textbox>
-                  <w:txbxContent>
-                    <w:p>
-                      <w:pPr>
-                        <w:numPr>
-                          <w:ilvl w:val="0"/>
-                          <w:numId w:val="1"/>
-                        </w:numPr>
-                        <w:rPr>
-                          <w:rFonts w:hint="default"/>
-                          <w:b/>
-                          <w:bCs/>
-                          <w:color w:val="4472C4" w:themeColor="accent5"/>
-                          <w:sz w:val="28"/>
-                          <w:szCs w:val="28"/>
-                          <w:lang w:val="en-US"/>
-                          <w14:glow w14:rad="0">
-                            <w14:srgbClr w14:val="000000"/>
-                          </w14:glow>
-                          <w14:shadow w14:blurRad="12700" w14:dist="38100" w14:dir="2700000" w14:sx="100000" w14:sy="100000" w14:kx="0" w14:ky="0" w14:algn="tl">
-                            <w14:schemeClr w14:val="accent5">
-                              <w14:lumMod w14:val="60000"/>
-                              <w14:lumOff w14:val="40000"/>
-                              <w14:lumMod w14:val="60000"/>
-                              <w14:lumOff w14:val="40000"/>
-                            </w14:schemeClr>
-                          </w14:shadow>
-                          <w14:reflection w14:blurRad="0" w14:stA="0" w14:stPos="0" w14:endA="0" w14:endPos="0" w14:dist="0" w14:dir="0" w14:fadeDir="0" w14:sx="0" w14:sy="0" w14:kx="0" w14:ky="0" w14:algn="none"/>
-                          <w14:textOutline w14:w="9525">
-                            <w14:solidFill>
-                              <w14:schemeClr w14:val="bg1"/>
-                            </w14:solidFill>
-                            <w14:prstDash w14:val="solid"/>
-                            <w14:round/>
-                          </w14:textOutline>
-                          <w14:textFill>
-                            <w14:solidFill>
-                              <w14:schemeClr w14:val="accent5"/>
-                            </w14:solidFill>
-                          </w14:textFill>
-                          <w14:props3d w14:extrusionH="0" w14:contourW="0" w14:prstMaterial="clear"/>
-                        </w:rPr>
-                      </w:pPr>
-                      <w:r>
-                        <w:rPr>
-                          <w:rFonts w:hint="default"/>
-                          <w:b/>
-                          <w:bCs/>
-                          <w:color w:val="4472C4" w:themeColor="accent5"/>
-                          <w:sz w:val="28"/>
-                          <w:szCs w:val="28"/>
-                          <w:lang w:val="en-US"/>
-                          <w14:glow w14:rad="0">
-                            <w14:srgbClr w14:val="000000"/>
-                          </w14:glow>
-                          <w14:shadow w14:blurRad="12700" w14:dist="38100" w14:dir="2700000" w14:sx="100000" w14:sy="100000" w14:kx="0" w14:ky="0" w14:algn="tl">
-                            <w14:schemeClr w14:val="accent5">
-                              <w14:lumMod w14:val="60000"/>
-                              <w14:lumOff w14:val="40000"/>
-                              <w14:lumMod w14:val="60000"/>
-                              <w14:lumOff w14:val="40000"/>
-                            </w14:schemeClr>
-                          </w14:shadow>
-                          <w14:reflection w14:blurRad="0" w14:stA="0" w14:stPos="0" w14:endA="0" w14:endPos="0" w14:dist="0" w14:dir="0" w14:fadeDir="0" w14:sx="0" w14:sy="0" w14:kx="0" w14:ky="0" w14:algn="none"/>
-                          <w14:textOutline w14:w="9525">
-                            <w14:solidFill>
-                              <w14:schemeClr w14:val="bg1"/>
-                            </w14:solidFill>
-                            <w14:prstDash w14:val="solid"/>
-                            <w14:round/>
-                          </w14:textOutline>
-                          <w14:textFill>
-                            <w14:solidFill>
-                              <w14:schemeClr w14:val="accent5"/>
-                            </w14:solidFill>
-                          </w14:textFill>
-                          <w14:props3d w14:extrusionH="0" w14:contourW="0" w14:prstMaterial="clear"/>
-                        </w:rPr>
-                        <w:t>Document List</w:t>
-                      </w:r>
-                    </w:p>
-                  </w:txbxContent>
-                </v:textbox>
-              </v:shape>
-            </w:pict>
-          </mc:Fallback>
-        </mc:AlternateContent>
+        <w:drawing>
+          <wp:inline distT="0" distB="0" distL="114300" distR="114300">
+            <wp:extent cx="8851265" cy="4469765"/>
+            <wp:effectExtent l="0" t="0" r="13335" b="635"/>
+            <wp:docPr id="8" name="Picture 8" descr="eva_expert2_task2"/>
+            <wp:cNvGraphicFramePr>
+              <a:graphicFrameLocks xmlns:a="http://schemas.openxmlformats.org/drawingml/2006/main" noChangeAspect="1"/>
+            </wp:cNvGraphicFramePr>
+            <a:graphic xmlns:a="http://schemas.openxmlformats.org/drawingml/2006/main">
+              <a:graphicData uri="http://schemas.openxmlformats.org/drawingml/2006/picture">
+                <pic:pic xmlns:pic="http://schemas.openxmlformats.org/drawingml/2006/picture">
+                  <pic:nvPicPr>
+                    <pic:cNvPr id="8" name="Picture 8" descr="eva_expert2_task2"/>
+                    <pic:cNvPicPr>
+                      <a:picLocks noChangeAspect="1"/>
+                    </pic:cNvPicPr>
+                  </pic:nvPicPr>
+                  <pic:blipFill>
+                    <a:blip r:embed="rId6"/>
+                    <a:srcRect b="1387"/>
+                    <a:stretch>
+                      <a:fillRect/>
+                    </a:stretch>
+                  </pic:blipFill>
+                  <pic:spPr>
+                    <a:xfrm>
+                      <a:off x="0" y="0"/>
+                      <a:ext cx="8851265" cy="4469765"/>
+                    </a:xfrm>
+                    <a:prstGeom prst="rect">
+                      <a:avLst/>
+                    </a:prstGeom>
+                  </pic:spPr>
+                </pic:pic>
+              </a:graphicData>
+            </a:graphic>
+          </wp:inline>
+        </w:drawing>
       </w:r>
+      <w:bookmarkEnd w:id="0"/>
+    </w:p>
+    <w:p>
+      <w:pPr>
+        <w:rPr>
+          <w:rFonts w:hint="default"/>
+          <w:lang w:val="en-US"/>
+        </w:rPr>
+      </w:pPr>
+    </w:p>
+    <w:p>
+      <w:pPr>
+        <w:rPr>
+          <w:rFonts w:hint="default"/>
+          <w:lang w:val="en-US"/>
+        </w:rPr>
+      </w:pPr>
+    </w:p>
+    <w:p>
+      <w:pPr>
+        <w:rPr>
+          <w:rFonts w:hint="default"/>
+          <w:lang w:val="en-US"/>
+        </w:rPr>
+      </w:pPr>
+    </w:p>
+    <w:p>
+      <w:pPr>
+        <w:rPr>
+          <w:rFonts w:hint="default"/>
+          <w:lang w:val="en-US"/>
+        </w:rPr>
+      </w:pPr>
     </w:p>
     <w:sectPr>
       <w:pgSz w:w="16838" w:h="11906" w:orient="landscape"/>
